--- a/arb/docx/30.content.docx
+++ b/arb/docx/30.content.docx
@@ -9,6 +9,8 @@
       </w:pPr>
       <w:r>
         <w:rPr>
+          <w:rtl/>
+          <w:cs/>
           <w:lang w:val="ar_AE" w:bidi="ar_AE"/>
         </w:rPr>
       </w:r>
@@ -20,12 +22,16 @@
       </w:pPr>
       <w:r>
         <w:rPr>
+          <w:rtl/>
+          <w:cs/>
           <w:lang w:val="ar_AE" w:bidi="ar_AE"/>
         </w:rPr>
         <w:t>Resource: Biblica Study Notes</w:t>
       </w:r>
       <w:r>
         <w:rPr>
+          <w:rtl/>
+          <w:cs/>
           <w:lang w:val="ar_AE" w:bidi="ar_AE"/>
         </w:rPr>
       </w:r>
@@ -36,41 +42,55 @@
       </w:pPr>
       <w:r>
         <w:rPr>
+          <w:rtl/>
+          <w:cs/>
           <w:lang w:val="ar_AE" w:bidi="ar_AE"/>
         </w:rPr>
       </w:r>
       <w:r>
         <w:rPr>
           <w:b/>
+          <w:rtl/>
+          <w:cs/>
           <w:lang w:val="ar_AE" w:bidi="ar_AE"/>
         </w:rPr>
         <w:t>Biblica Study Notes</w:t>
       </w:r>
       <w:r>
         <w:rPr>
+          <w:rtl/>
+          <w:cs/>
           <w:lang w:val="ar_AE" w:bidi="ar_AE"/>
         </w:rPr>
         <w:t xml:space="preserve"> © 2023 Biblica Inc. Released under CC BY-SA 4.0 license. </w:t>
       </w:r>
       <w:r>
         <w:rPr>
+          <w:rtl/>
+          <w:cs/>
           <w:lang w:val="ar_AE" w:bidi="ar_AE"/>
         </w:rPr>
         <w:t>Biblica Study Notes</w:t>
       </w:r>
       <w:r>
         <w:rPr>
+          <w:rtl/>
+          <w:cs/>
           <w:lang w:val="ar_AE" w:bidi="ar_AE"/>
         </w:rPr>
         <w:t xml:space="preserve"> has been adapted in the following languages: Tok Pisin, Arabic (عربي), French (Français), Hindi (हिंदी), Indonesian (Bahasa Indonesia), Portuguese (Português), Russian (Русский), Spanish (Español), Swahili (Kiswahili), and Simplified Chinese (简体中文)from Biblica Study Notes © 2023 Biblica Inc. Released under CC BY-SA 4.0 license by Mission Mutual</w:t>
       </w:r>
       <w:r>
         <w:rPr>
-          <w:lang w:val="ar_AE" w:bidi="ar_AE"/>
-        </w:rPr>
-      </w:r>
-      <w:r>
-        <w:rPr>
+          <w:rtl/>
+          <w:cs/>
+          <w:lang w:val="ar_AE" w:bidi="ar_AE"/>
+        </w:rPr>
+      </w:r>
+      <w:r>
+        <w:rPr>
+          <w:rtl/>
+          <w:cs/>
           <w:lang w:val="ar_AE" w:bidi="ar_AE"/>
         </w:rPr>
       </w:r>
@@ -82,6 +102,8 @@
       </w:pPr>
       <w:r>
         <w:rPr>
+          <w:rtl/>
+          <w:cs/>
           <w:lang w:val="ar_AE" w:bidi="ar_AE"/>
         </w:rPr>
         <w:t>Biblica Study Notes</w:t>
@@ -111,6 +133,8 @@
       </w:pPr>
       <w:r>
         <w:rPr>
+          <w:rtl/>
+          <w:cs/>
           <w:lang w:val="ar_AE" w:bidi="ar_AE"/>
         </w:rPr>
       </w:r>
@@ -122,12 +146,16 @@
       </w:pPr>
       <w:r>
         <w:rPr>
+          <w:rtl/>
+          <w:cs/>
           <w:lang w:val="ar_AE" w:bidi="ar_AE"/>
         </w:rPr>
         <w:t>AMO</w:t>
       </w:r>
       <w:r>
         <w:rPr>
+          <w:rtl/>
+          <w:cs/>
           <w:lang w:val="ar_AE" w:bidi="ar_AE"/>
         </w:rPr>
       </w:r>
@@ -138,22 +166,30 @@
       </w:pPr>
       <w:r>
         <w:rPr>
-          <w:lang w:val="ar_AE" w:bidi="ar_AE"/>
-        </w:rPr>
-      </w:r>
-      <w:r>
-        <w:rPr>
+          <w:rtl/>
+          <w:cs/>
+          <w:lang w:val="ar_AE" w:bidi="ar_AE"/>
+        </w:rPr>
+      </w:r>
+      <w:r>
+        <w:rPr>
+          <w:rtl/>
+          <w:cs/>
           <w:lang w:val="ar_AE" w:bidi="ar_AE"/>
         </w:rPr>
         <w:t xml:space="preserve"> </w:t>
       </w:r>
       <w:r>
         <w:rPr>
-          <w:lang w:val="ar_AE" w:bidi="ar_AE"/>
-        </w:rPr>
-      </w:r>
-      <w:r>
-        <w:rPr>
+          <w:rtl/>
+          <w:cs/>
+          <w:lang w:val="ar_AE" w:bidi="ar_AE"/>
+        </w:rPr>
+      </w:r>
+      <w:r>
+        <w:rPr>
+          <w:rtl/>
+          <w:cs/>
           <w:lang w:val="ar_AE" w:bidi="ar_AE"/>
         </w:rPr>
       </w:r>
@@ -179,6 +215,8 @@
       </w:pPr>
       <w:r>
         <w:rPr>
+          <w:rtl/>
+          <w:cs/>
           <w:lang w:val="ar_AE" w:bidi="ar_AE"/>
         </w:rPr>
       </w:r>
@@ -190,12 +228,16 @@
       </w:pPr>
       <w:r>
         <w:rPr>
+          <w:rtl/>
+          <w:cs/>
           <w:lang w:val="ar_AE" w:bidi="ar_AE"/>
         </w:rPr>
         <w:t>عاموس ١:١–٢: ١٦</w:t>
       </w:r>
       <w:r>
         <w:rPr>
+          <w:rtl/>
+          <w:cs/>
           <w:lang w:val="ar_AE" w:bidi="ar_AE"/>
         </w:rPr>
       </w:r>
@@ -206,190 +248,254 @@
       </w:pPr>
       <w:r>
         <w:rPr>
-          <w:lang w:val="ar_AE" w:bidi="ar_AE"/>
-        </w:rPr>
-      </w:r>
-      <w:r>
-        <w:rPr>
+          <w:rtl/>
+          <w:cs/>
+          <w:lang w:val="ar_AE" w:bidi="ar_AE"/>
+        </w:rPr>
+      </w:r>
+      <w:r>
+        <w:rPr>
+          <w:rtl/>
+          <w:cs/>
           <w:lang w:val="ar_AE" w:bidi="ar_AE"/>
         </w:rPr>
         <w:t xml:space="preserve">تحدث </w:t>
       </w:r>
       <w:r>
         <w:rPr>
+          <w:rtl/>
+          <w:cs/>
           <w:lang w:val="ar_AE" w:bidi="ar_AE"/>
         </w:rPr>
         <w:t>عاموس</w:t>
       </w:r>
       <w:r>
         <w:rPr>
+          <w:rtl/>
+          <w:cs/>
           <w:lang w:val="ar_AE" w:bidi="ar_AE"/>
         </w:rPr>
         <w:t xml:space="preserve"> ب</w:t>
       </w:r>
       <w:r>
         <w:rPr>
+          <w:rtl/>
+          <w:cs/>
           <w:lang w:val="ar_AE" w:bidi="ar_AE"/>
         </w:rPr>
         <w:t>رسائل دينونة</w:t>
       </w:r>
       <w:r>
         <w:rPr>
+          <w:rtl/>
+          <w:cs/>
           <w:lang w:val="ar_AE" w:bidi="ar_AE"/>
         </w:rPr>
         <w:t xml:space="preserve"> حول الأمم المحيطة بـ</w:t>
       </w:r>
       <w:r>
         <w:rPr>
+          <w:rtl/>
+          <w:cs/>
           <w:lang w:val="ar_AE" w:bidi="ar_AE"/>
         </w:rPr>
         <w:t>المملكة الشِّمالية</w:t>
       </w:r>
       <w:r>
         <w:rPr>
+          <w:rtl/>
+          <w:cs/>
           <w:lang w:val="ar_AE" w:bidi="ar_AE"/>
         </w:rPr>
         <w:t xml:space="preserve">. سُجِّلت الرسائل في شكل </w:t>
       </w:r>
       <w:r>
         <w:rPr>
+          <w:rtl/>
+          <w:cs/>
           <w:lang w:val="ar_AE" w:bidi="ar_AE"/>
         </w:rPr>
         <w:t>قصائد</w:t>
       </w:r>
       <w:r>
         <w:rPr>
+          <w:rtl/>
+          <w:cs/>
           <w:lang w:val="ar_AE" w:bidi="ar_AE"/>
         </w:rPr>
         <w:t xml:space="preserve">. كانت عن </w:t>
       </w:r>
       <w:r>
         <w:rPr>
+          <w:rtl/>
+          <w:cs/>
           <w:lang w:val="ar_AE" w:bidi="ar_AE"/>
         </w:rPr>
         <w:t>الآراميين</w:t>
       </w:r>
       <w:r>
         <w:rPr>
+          <w:rtl/>
+          <w:cs/>
           <w:lang w:val="ar_AE" w:bidi="ar_AE"/>
         </w:rPr>
         <w:t xml:space="preserve"> في </w:t>
       </w:r>
       <w:r>
         <w:rPr>
+          <w:rtl/>
+          <w:cs/>
           <w:lang w:val="ar_AE" w:bidi="ar_AE"/>
         </w:rPr>
         <w:t>دمشق</w:t>
       </w:r>
       <w:r>
         <w:rPr>
+          <w:rtl/>
+          <w:cs/>
           <w:lang w:val="ar_AE" w:bidi="ar_AE"/>
         </w:rPr>
         <w:t xml:space="preserve"> و</w:t>
       </w:r>
       <w:r>
         <w:rPr>
+          <w:rtl/>
+          <w:cs/>
           <w:lang w:val="ar_AE" w:bidi="ar_AE"/>
         </w:rPr>
         <w:t>الفلسطينيين</w:t>
       </w:r>
       <w:r>
         <w:rPr>
+          <w:rtl/>
+          <w:cs/>
           <w:lang w:val="ar_AE" w:bidi="ar_AE"/>
         </w:rPr>
         <w:t xml:space="preserve"> وسكان </w:t>
       </w:r>
       <w:r>
         <w:rPr>
+          <w:rtl/>
+          <w:cs/>
           <w:lang w:val="ar_AE" w:bidi="ar_AE"/>
         </w:rPr>
         <w:t>صور</w:t>
       </w:r>
       <w:r>
         <w:rPr>
+          <w:rtl/>
+          <w:cs/>
           <w:lang w:val="ar_AE" w:bidi="ar_AE"/>
         </w:rPr>
         <w:t xml:space="preserve">. كانت عن </w:t>
       </w:r>
       <w:r>
         <w:rPr>
+          <w:rtl/>
+          <w:cs/>
           <w:lang w:val="ar_AE" w:bidi="ar_AE"/>
         </w:rPr>
         <w:t>الأدوميين</w:t>
       </w:r>
       <w:r>
         <w:rPr>
+          <w:rtl/>
+          <w:cs/>
           <w:lang w:val="ar_AE" w:bidi="ar_AE"/>
         </w:rPr>
         <w:t xml:space="preserve"> و</w:t>
       </w:r>
       <w:r>
         <w:rPr>
+          <w:rtl/>
+          <w:cs/>
           <w:lang w:val="ar_AE" w:bidi="ar_AE"/>
         </w:rPr>
         <w:t>العمونيين</w:t>
       </w:r>
       <w:r>
         <w:rPr>
+          <w:rtl/>
+          <w:cs/>
           <w:lang w:val="ar_AE" w:bidi="ar_AE"/>
         </w:rPr>
         <w:t xml:space="preserve"> و</w:t>
       </w:r>
       <w:r>
         <w:rPr>
+          <w:rtl/>
+          <w:cs/>
           <w:lang w:val="ar_AE" w:bidi="ar_AE"/>
         </w:rPr>
         <w:t>الموآبيين</w:t>
       </w:r>
       <w:r>
         <w:rPr>
+          <w:rtl/>
+          <w:cs/>
           <w:lang w:val="ar_AE" w:bidi="ar_AE"/>
         </w:rPr>
         <w:t xml:space="preserve"> وسكان </w:t>
       </w:r>
       <w:r>
         <w:rPr>
+          <w:rtl/>
+          <w:cs/>
           <w:lang w:val="ar_AE" w:bidi="ar_AE"/>
         </w:rPr>
         <w:t>المملكة الجنوبية</w:t>
       </w:r>
       <w:r>
         <w:rPr>
+          <w:rtl/>
+          <w:cs/>
           <w:lang w:val="ar_AE" w:bidi="ar_AE"/>
         </w:rPr>
         <w:t xml:space="preserve">. وقعتْ أراضي هذه المجموعات العرقية في مركز دائرة. كانت المملكة الشِّمالية في مركز هذه الدائرة. تحدث عاموس لاحقًا عن </w:t>
       </w:r>
       <w:r>
         <w:rPr>
+          <w:rtl/>
+          <w:cs/>
           <w:lang w:val="ar_AE" w:bidi="ar_AE"/>
         </w:rPr>
         <w:t>الله</w:t>
       </w:r>
       <w:r>
         <w:rPr>
+          <w:rtl/>
+          <w:cs/>
           <w:lang w:val="ar_AE" w:bidi="ar_AE"/>
         </w:rPr>
         <w:t xml:space="preserve"> وكيف يجري </w:t>
       </w:r>
       <w:r>
         <w:rPr>
+          <w:rtl/>
+          <w:cs/>
           <w:lang w:val="ar_AE" w:bidi="ar_AE"/>
         </w:rPr>
         <w:t>الحكم</w:t>
       </w:r>
       <w:r>
         <w:rPr>
+          <w:rtl/>
+          <w:cs/>
           <w:lang w:val="ar_AE" w:bidi="ar_AE"/>
         </w:rPr>
         <w:t xml:space="preserve"> ضد المملكة الشِّمالية أيضًا.</w:t>
       </w:r>
       <w:r>
         <w:rPr>
-          <w:lang w:val="ar_AE" w:bidi="ar_AE"/>
-        </w:rPr>
-      </w:r>
-      <w:r>
-        <w:rPr>
+          <w:rtl/>
+          <w:cs/>
+          <w:lang w:val="ar_AE" w:bidi="ar_AE"/>
+        </w:rPr>
+      </w:r>
+      <w:r>
+        <w:rPr>
+          <w:rtl/>
+          <w:cs/>
           <w:lang w:val="ar_AE" w:bidi="ar_AE"/>
         </w:rPr>
       </w:r>
@@ -400,6 +506,8 @@
       </w:pPr>
       <w:r>
         <w:rPr>
+          <w:rtl/>
+          <w:cs/>
           <w:lang w:val="ar_AE" w:bidi="ar_AE"/>
         </w:rPr>
       </w:r>
@@ -411,12 +519,16 @@
       </w:pPr>
       <w:r>
         <w:rPr>
+          <w:rtl/>
+          <w:cs/>
           <w:lang w:val="ar_AE" w:bidi="ar_AE"/>
         </w:rPr>
         <w:t>عاموس ٣: ١–٦: ١٤</w:t>
       </w:r>
       <w:r>
         <w:rPr>
+          <w:rtl/>
+          <w:cs/>
           <w:lang w:val="ar_AE" w:bidi="ar_AE"/>
         </w:rPr>
       </w:r>
@@ -427,298 +539,398 @@
       </w:pPr>
       <w:r>
         <w:rPr>
-          <w:lang w:val="ar_AE" w:bidi="ar_AE"/>
-        </w:rPr>
-      </w:r>
-      <w:r>
-        <w:rPr>
+          <w:rtl/>
+          <w:cs/>
+          <w:lang w:val="ar_AE" w:bidi="ar_AE"/>
+        </w:rPr>
+      </w:r>
+      <w:r>
+        <w:rPr>
+          <w:rtl/>
+          <w:cs/>
           <w:lang w:val="ar_AE" w:bidi="ar_AE"/>
         </w:rPr>
         <w:t xml:space="preserve">عامل شعب وقادة المملكة الشِّمالية الناس معاملة سيئة. كانت هذه تُمثِّل </w:t>
       </w:r>
       <w:r>
         <w:rPr>
+          <w:rtl/>
+          <w:cs/>
           <w:lang w:val="ar_AE" w:bidi="ar_AE"/>
         </w:rPr>
         <w:t>الخطيئة</w:t>
       </w:r>
       <w:r>
         <w:rPr>
+          <w:rtl/>
+          <w:cs/>
           <w:lang w:val="ar_AE" w:bidi="ar_AE"/>
         </w:rPr>
         <w:t xml:space="preserve"> الرئيسية التي تحدَّث عنها عاموس. كانت معاملة الناس السيئة أمرًا شائعًا للغاية في أثناء حكم الملك يربعام الثاني للمملكة الشِّمالية. حكم هذا </w:t>
       </w:r>
       <w:r>
         <w:rPr>
+          <w:rtl/>
+          <w:cs/>
           <w:lang w:val="ar_AE" w:bidi="ar_AE"/>
         </w:rPr>
         <w:t>الملك</w:t>
       </w:r>
       <w:r>
         <w:rPr>
+          <w:rtl/>
+          <w:cs/>
           <w:lang w:val="ar_AE" w:bidi="ar_AE"/>
         </w:rPr>
         <w:t xml:space="preserve"> بعد سنوات عدّة من حكم الملك </w:t>
       </w:r>
       <w:r>
         <w:rPr>
+          <w:rtl/>
+          <w:cs/>
           <w:lang w:val="ar_AE" w:bidi="ar_AE"/>
         </w:rPr>
         <w:t>يربعام</w:t>
       </w:r>
       <w:r>
         <w:rPr>
+          <w:rtl/>
+          <w:cs/>
           <w:lang w:val="ar_AE" w:bidi="ar_AE"/>
         </w:rPr>
         <w:t xml:space="preserve"> الأول. في زمن عاموس، حقق جيش يربعام العديد من الانتصارات على الأمم المحيطة بهم. نمت المملكة الشِّمالية وأصبح العديد من الناس أثرياء. كما امتلأوا بالتفاخر والتعظم. عاملوا الناس معاملة سيئة بطرق عدّة. منعوا </w:t>
       </w:r>
       <w:r>
         <w:rPr>
+          <w:rtl/>
+          <w:cs/>
           <w:lang w:val="ar_AE" w:bidi="ar_AE"/>
         </w:rPr>
         <w:t>الأنبياء</w:t>
       </w:r>
       <w:r>
         <w:rPr>
+          <w:rtl/>
+          <w:cs/>
           <w:lang w:val="ar_AE" w:bidi="ar_AE"/>
         </w:rPr>
         <w:t xml:space="preserve"> عن مشاركة رسائل الله كما منعوا </w:t>
       </w:r>
       <w:r>
         <w:rPr>
+          <w:rtl/>
+          <w:cs/>
           <w:lang w:val="ar_AE" w:bidi="ar_AE"/>
         </w:rPr>
         <w:t>النذير</w:t>
       </w:r>
       <w:r>
         <w:rPr>
+          <w:rtl/>
+          <w:cs/>
           <w:lang w:val="ar_AE" w:bidi="ar_AE"/>
         </w:rPr>
         <w:t xml:space="preserve"> عن الوفاء بوعوده لله. ارتكب الرجال خطايا جنسية مع وضد الفتيات. سرق الشعب والقادة الأشياء وكنزوا المزيد والمزيد منها لأنفسهم. فعلوا ذلك مع أنّ بعض الناس لم يكن لديهم ما يكفي. استغل الأثرياء </w:t>
       </w:r>
       <w:r>
         <w:rPr>
+          <w:rtl/>
+          <w:cs/>
           <w:lang w:val="ar_AE" w:bidi="ar_AE"/>
         </w:rPr>
         <w:t>الفقراء المحتاجين</w:t>
       </w:r>
       <w:r>
         <w:rPr>
+          <w:rtl/>
+          <w:cs/>
           <w:lang w:val="ar_AE" w:bidi="ar_AE"/>
         </w:rPr>
         <w:t xml:space="preserve">. فرضوا أسعارًا ظالمة لا يستطيع الفقراء دفعها، ثم جعلوهم </w:t>
       </w:r>
       <w:r>
         <w:rPr>
+          <w:rtl/>
+          <w:cs/>
           <w:lang w:val="ar_AE" w:bidi="ar_AE"/>
         </w:rPr>
         <w:t>عبيدًا</w:t>
       </w:r>
       <w:r>
         <w:rPr>
+          <w:rtl/>
+          <w:cs/>
           <w:lang w:val="ar_AE" w:bidi="ar_AE"/>
         </w:rPr>
         <w:t xml:space="preserve"> عندما لم يتمكنوا من سداد ديونهم. لم يسمح الأثرياء للفقراء بنوال حقوقهم عن طريق المحكمة. اهتموا فقط بالبقاء أثرياء في عيش مُريح. لم يهتموا بالعدالة أو فعل الخير للآخرين. أظهر هذا أنهم لم يعبدوا الله ويطيعونه بكل </w:t>
       </w:r>
       <w:r>
         <w:rPr>
+          <w:rtl/>
+          <w:cs/>
           <w:lang w:val="ar_AE" w:bidi="ar_AE"/>
         </w:rPr>
         <w:t>قلبهم</w:t>
       </w:r>
       <w:r>
         <w:rPr>
+          <w:rtl/>
+          <w:cs/>
           <w:lang w:val="ar_AE" w:bidi="ar_AE"/>
         </w:rPr>
         <w:t xml:space="preserve">. تظاهروا بعبادة الله. قدموا بعض </w:t>
       </w:r>
       <w:r>
         <w:rPr>
+          <w:rtl/>
+          <w:cs/>
           <w:lang w:val="ar_AE" w:bidi="ar_AE"/>
         </w:rPr>
         <w:t>الذبائح</w:t>
       </w:r>
       <w:r>
         <w:rPr>
+          <w:rtl/>
+          <w:cs/>
           <w:lang w:val="ar_AE" w:bidi="ar_AE"/>
         </w:rPr>
         <w:t xml:space="preserve"> والتقدمات المذكورة في </w:t>
       </w:r>
       <w:r>
         <w:rPr>
+          <w:rtl/>
+          <w:cs/>
           <w:lang w:val="ar_AE" w:bidi="ar_AE"/>
         </w:rPr>
         <w:t>ناموس موسى</w:t>
       </w:r>
       <w:r>
         <w:rPr>
+          <w:rtl/>
+          <w:cs/>
           <w:lang w:val="ar_AE" w:bidi="ar_AE"/>
         </w:rPr>
         <w:t xml:space="preserve">. احتفلوا ببعض </w:t>
       </w:r>
       <w:r>
         <w:rPr>
+          <w:rtl/>
+          <w:cs/>
           <w:lang w:val="ar_AE" w:bidi="ar_AE"/>
         </w:rPr>
         <w:t>الأعياد</w:t>
       </w:r>
       <w:r>
         <w:rPr>
+          <w:rtl/>
+          <w:cs/>
           <w:lang w:val="ar_AE" w:bidi="ar_AE"/>
         </w:rPr>
         <w:t xml:space="preserve"> الموصوفة في </w:t>
       </w:r>
       <w:r>
         <w:rPr>
+          <w:rtl/>
+          <w:cs/>
           <w:lang w:val="ar_AE" w:bidi="ar_AE"/>
         </w:rPr>
         <w:t>عهد جبل سيناء</w:t>
       </w:r>
       <w:r>
         <w:rPr>
+          <w:rtl/>
+          <w:cs/>
           <w:lang w:val="ar_AE" w:bidi="ar_AE"/>
         </w:rPr>
         <w:t>. لكنهم لم يتبعوا قواعد الله بشأن كيفية معاملة الآخرين. سُجلت الشريعة الرئيسية حول ذلك في لاويين 19:18. تنص على أنه ينبغي ل</w:t>
       </w:r>
       <w:r>
         <w:rPr>
+          <w:rtl/>
+          <w:cs/>
           <w:lang w:val="ar_AE" w:bidi="ar_AE"/>
         </w:rPr>
         <w:t>شعب الله</w:t>
       </w:r>
       <w:r>
         <w:rPr>
+          <w:rtl/>
+          <w:cs/>
           <w:lang w:val="ar_AE" w:bidi="ar_AE"/>
         </w:rPr>
         <w:t xml:space="preserve"> أن يحبوا </w:t>
       </w:r>
       <w:r>
         <w:rPr>
+          <w:rtl/>
+          <w:cs/>
           <w:lang w:val="ar_AE" w:bidi="ar_AE"/>
         </w:rPr>
         <w:t>جيرانهم</w:t>
       </w:r>
       <w:r>
         <w:rPr>
+          <w:rtl/>
+          <w:cs/>
           <w:lang w:val="ar_AE" w:bidi="ar_AE"/>
         </w:rPr>
         <w:t xml:space="preserve"> كما يحبون أنفسهم. لم </w:t>
       </w:r>
       <w:r>
         <w:rPr>
+          <w:rtl/>
+          <w:cs/>
           <w:lang w:val="ar_AE" w:bidi="ar_AE"/>
         </w:rPr>
         <w:t>يعبد شعب وقادة المملكة الشِّمالية الله وحده</w:t>
       </w:r>
       <w:r>
         <w:rPr>
+          <w:rtl/>
+          <w:cs/>
           <w:lang w:val="ar_AE" w:bidi="ar_AE"/>
         </w:rPr>
         <w:t xml:space="preserve">. عبدوا تماثيل </w:t>
       </w:r>
       <w:r>
         <w:rPr>
+          <w:rtl/>
+          <w:cs/>
           <w:lang w:val="ar_AE" w:bidi="ar_AE"/>
         </w:rPr>
         <w:t>العجول المعدنية</w:t>
       </w:r>
       <w:r>
         <w:rPr>
+          <w:rtl/>
+          <w:cs/>
           <w:lang w:val="ar_AE" w:bidi="ar_AE"/>
         </w:rPr>
         <w:t xml:space="preserve"> على </w:t>
       </w:r>
       <w:r>
         <w:rPr>
+          <w:rtl/>
+          <w:cs/>
           <w:lang w:val="ar_AE" w:bidi="ar_AE"/>
         </w:rPr>
         <w:t>المذابح</w:t>
       </w:r>
       <w:r>
         <w:rPr>
+          <w:rtl/>
+          <w:cs/>
           <w:lang w:val="ar_AE" w:bidi="ar_AE"/>
         </w:rPr>
         <w:t xml:space="preserve"> في مدينة </w:t>
       </w:r>
       <w:r>
         <w:rPr>
+          <w:rtl/>
+          <w:cs/>
           <w:lang w:val="ar_AE" w:bidi="ar_AE"/>
         </w:rPr>
         <w:t>بيت إيل،</w:t>
       </w:r>
       <w:r>
         <w:rPr>
+          <w:rtl/>
+          <w:cs/>
           <w:lang w:val="ar_AE" w:bidi="ar_AE"/>
         </w:rPr>
         <w:t xml:space="preserve"> كما عبد الشعب والقادة </w:t>
       </w:r>
       <w:r>
         <w:rPr>
+          <w:rtl/>
+          <w:cs/>
           <w:lang w:val="ar_AE" w:bidi="ar_AE"/>
         </w:rPr>
         <w:t>البعل</w:t>
       </w:r>
       <w:r>
         <w:rPr>
+          <w:rtl/>
+          <w:cs/>
           <w:lang w:val="ar_AE" w:bidi="ar_AE"/>
         </w:rPr>
         <w:t xml:space="preserve"> في هيكل في </w:t>
       </w:r>
       <w:r>
         <w:rPr>
+          <w:rtl/>
+          <w:cs/>
           <w:lang w:val="ar_AE" w:bidi="ar_AE"/>
         </w:rPr>
         <w:t>السامرة</w:t>
       </w:r>
       <w:r>
         <w:rPr>
+          <w:rtl/>
+          <w:cs/>
           <w:lang w:val="ar_AE" w:bidi="ar_AE"/>
         </w:rPr>
         <w:t xml:space="preserve">. سمح الله ببعض </w:t>
       </w:r>
       <w:r>
         <w:rPr>
+          <w:rtl/>
+          <w:cs/>
           <w:lang w:val="ar_AE" w:bidi="ar_AE"/>
         </w:rPr>
         <w:t>لعنات العهد</w:t>
       </w:r>
       <w:r>
         <w:rPr>
+          <w:rtl/>
+          <w:cs/>
           <w:lang w:val="ar_AE" w:bidi="ar_AE"/>
         </w:rPr>
         <w:t xml:space="preserve"> أن تأتي على المملكة الشِّمالية. فعل ذلك لتحذيرهم أن يبتعدوا عن خطاياهم. أراد الله من شعبه معاملة الآخرين بإنصاف وفعل البِر، لكن الشعب رفض </w:t>
       </w:r>
       <w:r>
         <w:rPr>
+          <w:rtl/>
+          <w:cs/>
           <w:lang w:val="ar_AE" w:bidi="ar_AE"/>
         </w:rPr>
         <w:t>التوبة</w:t>
       </w:r>
       <w:r>
         <w:rPr>
+          <w:rtl/>
+          <w:cs/>
           <w:lang w:val="ar_AE" w:bidi="ar_AE"/>
         </w:rPr>
         <w:t xml:space="preserve"> والرجوع إلى الله. أغضب هذا الله بشدة. وصف عاموس </w:t>
       </w:r>
       <w:r>
         <w:rPr>
+          <w:rtl/>
+          <w:cs/>
           <w:lang w:val="ar_AE" w:bidi="ar_AE"/>
         </w:rPr>
         <w:t>غضب الله</w:t>
       </w:r>
       <w:r>
         <w:rPr>
+          <w:rtl/>
+          <w:cs/>
           <w:lang w:val="ar_AE" w:bidi="ar_AE"/>
         </w:rPr>
         <w:t xml:space="preserve"> مثل زئير الأسد ذي الصوت العالي.</w:t>
       </w:r>
       <w:r>
         <w:rPr>
-          <w:lang w:val="ar_AE" w:bidi="ar_AE"/>
-        </w:rPr>
-      </w:r>
-      <w:r>
-        <w:rPr>
+          <w:rtl/>
+          <w:cs/>
+          <w:lang w:val="ar_AE" w:bidi="ar_AE"/>
+        </w:rPr>
+      </w:r>
+      <w:r>
+        <w:rPr>
+          <w:rtl/>
+          <w:cs/>
           <w:lang w:val="ar_AE" w:bidi="ar_AE"/>
         </w:rPr>
       </w:r>
@@ -729,6 +941,8 @@
       </w:pPr>
       <w:r>
         <w:rPr>
+          <w:rtl/>
+          <w:cs/>
           <w:lang w:val="ar_AE" w:bidi="ar_AE"/>
         </w:rPr>
       </w:r>
@@ -740,12 +954,16 @@
       </w:pPr>
       <w:r>
         <w:rPr>
+          <w:rtl/>
+          <w:cs/>
           <w:lang w:val="ar_AE" w:bidi="ar_AE"/>
         </w:rPr>
         <w:t>عاموس ٧: ١–٩: ١٥</w:t>
       </w:r>
       <w:r>
         <w:rPr>
+          <w:rtl/>
+          <w:cs/>
           <w:lang w:val="ar_AE" w:bidi="ar_AE"/>
         </w:rPr>
       </w:r>
@@ -756,286 +974,382 @@
       </w:pPr>
       <w:r>
         <w:rPr>
-          <w:lang w:val="ar_AE" w:bidi="ar_AE"/>
-        </w:rPr>
-      </w:r>
-      <w:r>
-        <w:rPr>
+          <w:rtl/>
+          <w:cs/>
+          <w:lang w:val="ar_AE" w:bidi="ar_AE"/>
+        </w:rPr>
+      </w:r>
+      <w:r>
+        <w:rPr>
+          <w:rtl/>
+          <w:cs/>
           <w:lang w:val="ar_AE" w:bidi="ar_AE"/>
         </w:rPr>
         <w:t xml:space="preserve">أعطى الله عاموس أربع </w:t>
       </w:r>
       <w:r>
         <w:rPr>
+          <w:rtl/>
+          <w:cs/>
           <w:lang w:val="ar_AE" w:bidi="ar_AE"/>
         </w:rPr>
         <w:t>رؤى</w:t>
       </w:r>
       <w:r>
         <w:rPr>
+          <w:rtl/>
+          <w:cs/>
           <w:lang w:val="ar_AE" w:bidi="ar_AE"/>
         </w:rPr>
         <w:t xml:space="preserve"> حول جلب الحكم ضد شعب </w:t>
       </w:r>
       <w:r>
         <w:rPr>
+          <w:rtl/>
+          <w:cs/>
           <w:lang w:val="ar_AE" w:bidi="ar_AE"/>
         </w:rPr>
         <w:t>يعقوب</w:t>
       </w:r>
       <w:r>
         <w:rPr>
+          <w:rtl/>
+          <w:cs/>
           <w:lang w:val="ar_AE" w:bidi="ar_AE"/>
         </w:rPr>
         <w:t xml:space="preserve">. بعد الرؤيتين الأوليتَين، </w:t>
       </w:r>
       <w:r>
         <w:rPr>
+          <w:rtl/>
+          <w:cs/>
           <w:lang w:val="ar_AE" w:bidi="ar_AE"/>
         </w:rPr>
         <w:t>صلَّى</w:t>
       </w:r>
       <w:r>
         <w:rPr>
+          <w:rtl/>
+          <w:cs/>
           <w:lang w:val="ar_AE" w:bidi="ar_AE"/>
         </w:rPr>
         <w:t xml:space="preserve"> عاموس وطلب من الله أن </w:t>
       </w:r>
       <w:r>
         <w:rPr>
+          <w:rtl/>
+          <w:cs/>
           <w:lang w:val="ar_AE" w:bidi="ar_AE"/>
         </w:rPr>
         <w:t>يغفر</w:t>
       </w:r>
       <w:r>
         <w:rPr>
+          <w:rtl/>
+          <w:cs/>
           <w:lang w:val="ar_AE" w:bidi="ar_AE"/>
         </w:rPr>
         <w:t xml:space="preserve"> لشعبه. تراءف الله وأشفق عليهم ب</w:t>
       </w:r>
       <w:r>
         <w:rPr>
+          <w:rtl/>
+          <w:cs/>
           <w:lang w:val="ar_AE" w:bidi="ar_AE"/>
         </w:rPr>
         <w:t>رحمته</w:t>
       </w:r>
       <w:r>
         <w:rPr>
+          <w:rtl/>
+          <w:cs/>
           <w:lang w:val="ar_AE" w:bidi="ar_AE"/>
         </w:rPr>
         <w:t xml:space="preserve"> وقرر عدم تدميرهم. لكن لم يحدث ذلك بعد الرؤيتين الثالثة والرابعة. بعد تلك الرؤى قال الله إنه لن يعفو عن شعبه بعد الآن ومعنى ذلك أن الله سيوقف أفعال المملكة الشِّمالية الشريرة. سيوقفها بجلب الحكم ضد شعبه. ستُدمَّر الأماكن التي عبدوا فيها </w:t>
       </w:r>
       <w:r>
         <w:rPr>
+          <w:rtl/>
+          <w:cs/>
           <w:lang w:val="ar_AE" w:bidi="ar_AE"/>
         </w:rPr>
         <w:t>الآلهة الكاذبة</w:t>
       </w:r>
       <w:r>
         <w:rPr>
+          <w:rtl/>
+          <w:cs/>
           <w:lang w:val="ar_AE" w:bidi="ar_AE"/>
         </w:rPr>
         <w:t xml:space="preserve">. سيُقتل الملك وعائلته. سيجبر الناس على مغادرة أرضهم والعيش في </w:t>
       </w:r>
       <w:r>
         <w:rPr>
+          <w:rtl/>
+          <w:cs/>
           <w:lang w:val="ar_AE" w:bidi="ar_AE"/>
         </w:rPr>
         <w:t>السبي</w:t>
       </w:r>
       <w:r>
         <w:rPr>
+          <w:rtl/>
+          <w:cs/>
           <w:lang w:val="ar_AE" w:bidi="ar_AE"/>
         </w:rPr>
         <w:t xml:space="preserve">. كانت هذه أسوأ لعنة من لعنات العهد. استمر عاموس في إعلان هذه الرسالة حتى عندما حاول </w:t>
       </w:r>
       <w:r>
         <w:rPr>
+          <w:rtl/>
+          <w:cs/>
           <w:lang w:val="ar_AE" w:bidi="ar_AE"/>
         </w:rPr>
         <w:t>كاهن</w:t>
       </w:r>
       <w:r>
         <w:rPr>
+          <w:rtl/>
+          <w:cs/>
           <w:lang w:val="ar_AE" w:bidi="ar_AE"/>
         </w:rPr>
         <w:t xml:space="preserve"> في بيت إيل إيقافه. قال عاموس إن هذا الحُكم سيأتي في </w:t>
       </w:r>
       <w:r>
         <w:rPr>
+          <w:rtl/>
+          <w:cs/>
           <w:lang w:val="ar_AE" w:bidi="ar_AE"/>
         </w:rPr>
         <w:t>يوم الرب</w:t>
       </w:r>
       <w:r>
         <w:rPr>
+          <w:rtl/>
+          <w:cs/>
           <w:lang w:val="ar_AE" w:bidi="ar_AE"/>
         </w:rPr>
         <w:t xml:space="preserve">. استخدم عاموس </w:t>
       </w:r>
       <w:r>
         <w:rPr>
+          <w:rtl/>
+          <w:cs/>
           <w:lang w:val="ar_AE" w:bidi="ar_AE"/>
         </w:rPr>
         <w:t>كتابة رؤيوية</w:t>
       </w:r>
       <w:r>
         <w:rPr>
+          <w:rtl/>
+          <w:cs/>
           <w:lang w:val="ar_AE" w:bidi="ar_AE"/>
         </w:rPr>
         <w:t xml:space="preserve"> لوصف زمن الحُكم هذا. بالنسبة للمملكة الشِّمالية، جاء يوم </w:t>
       </w:r>
       <w:r>
         <w:rPr>
+          <w:rtl/>
+          <w:cs/>
           <w:lang w:val="ar_AE" w:bidi="ar_AE"/>
         </w:rPr>
         <w:t>الرب</w:t>
       </w:r>
       <w:r>
         <w:rPr>
+          <w:rtl/>
+          <w:cs/>
           <w:lang w:val="ar_AE" w:bidi="ar_AE"/>
         </w:rPr>
         <w:t xml:space="preserve"> في 722 </w:t>
       </w:r>
       <w:r>
         <w:rPr>
+          <w:rtl/>
+          <w:cs/>
           <w:lang w:val="ar_AE" w:bidi="ar_AE"/>
         </w:rPr>
         <w:t>قبل الميلاد</w:t>
       </w:r>
       <w:r>
         <w:rPr>
+          <w:rtl/>
+          <w:cs/>
           <w:lang w:val="ar_AE" w:bidi="ar_AE"/>
         </w:rPr>
         <w:t xml:space="preserve">. تحقَّقت </w:t>
       </w:r>
       <w:r>
         <w:rPr>
+          <w:rtl/>
+          <w:cs/>
           <w:lang w:val="ar_AE" w:bidi="ar_AE"/>
         </w:rPr>
         <w:t>نبوءات</w:t>
       </w:r>
       <w:r>
         <w:rPr>
+          <w:rtl/>
+          <w:cs/>
           <w:lang w:val="ar_AE" w:bidi="ar_AE"/>
         </w:rPr>
         <w:t xml:space="preserve"> عاموس عندما سيطرت </w:t>
       </w:r>
       <w:r>
         <w:rPr>
+          <w:rtl/>
+          <w:cs/>
           <w:lang w:val="ar_AE" w:bidi="ar_AE"/>
         </w:rPr>
         <w:t>آشور</w:t>
       </w:r>
       <w:r>
         <w:rPr>
+          <w:rtl/>
+          <w:cs/>
           <w:lang w:val="ar_AE" w:bidi="ar_AE"/>
         </w:rPr>
         <w:t xml:space="preserve"> على المملكة الشِّمالية. قدم عاموس رسالة رجاء واحدة. وعد الله بعدم تدمير كل شعب المملكة الشِّمالية. وعد بإقامة خيمة </w:t>
       </w:r>
       <w:r>
         <w:rPr>
+          <w:rtl/>
+          <w:cs/>
           <w:lang w:val="ar_AE" w:bidi="ar_AE"/>
         </w:rPr>
         <w:t>داود</w:t>
       </w:r>
       <w:r>
         <w:rPr>
+          <w:rtl/>
+          <w:cs/>
           <w:lang w:val="ar_AE" w:bidi="ar_AE"/>
         </w:rPr>
         <w:t xml:space="preserve"> الساقطة. كانت هذه طريقة للحديث عن </w:t>
       </w:r>
       <w:r>
         <w:rPr>
+          <w:rtl/>
+          <w:cs/>
           <w:lang w:val="ar_AE" w:bidi="ar_AE"/>
         </w:rPr>
         <w:t>عهد الله مع داود</w:t>
       </w:r>
       <w:r>
         <w:rPr>
+          <w:rtl/>
+          <w:cs/>
           <w:lang w:val="ar_AE" w:bidi="ar_AE"/>
         </w:rPr>
         <w:t xml:space="preserve">. كان معنى هذا أن شخصًا من </w:t>
       </w:r>
       <w:r>
         <w:rPr>
+          <w:rtl/>
+          <w:cs/>
           <w:lang w:val="ar_AE" w:bidi="ar_AE"/>
         </w:rPr>
         <w:t>سلالة داود</w:t>
       </w:r>
       <w:r>
         <w:rPr>
+          <w:rtl/>
+          <w:cs/>
           <w:lang w:val="ar_AE" w:bidi="ar_AE"/>
         </w:rPr>
         <w:t xml:space="preserve"> سيحكُم مرة أخرى ملكًا. سيكون الناس من أدوم وجميع الأمم جزءًا من شعب الله. سيتمتع شعب الله </w:t>
       </w:r>
       <w:r>
         <w:rPr>
+          <w:rtl/>
+          <w:cs/>
           <w:lang w:val="ar_AE" w:bidi="ar_AE"/>
         </w:rPr>
         <w:t>ببركات العهد</w:t>
       </w:r>
       <w:r>
         <w:rPr>
+          <w:rtl/>
+          <w:cs/>
           <w:lang w:val="ar_AE" w:bidi="ar_AE"/>
         </w:rPr>
         <w:t xml:space="preserve">. أصبح </w:t>
       </w:r>
       <w:r>
         <w:rPr>
+          <w:rtl/>
+          <w:cs/>
           <w:lang w:val="ar_AE" w:bidi="ar_AE"/>
         </w:rPr>
         <w:t>اليهود</w:t>
       </w:r>
       <w:r>
         <w:rPr>
+          <w:rtl/>
+          <w:cs/>
           <w:lang w:val="ar_AE" w:bidi="ar_AE"/>
         </w:rPr>
         <w:t xml:space="preserve"> يفهمون رسالة الرجاء هذه على أنها نبوءة عن </w:t>
       </w:r>
       <w:r>
         <w:rPr>
+          <w:rtl/>
+          <w:cs/>
           <w:lang w:val="ar_AE" w:bidi="ar_AE"/>
         </w:rPr>
         <w:t xml:space="preserve">المسيَّا، </w:t>
       </w:r>
       <w:r>
         <w:rPr>
+          <w:rtl/>
+          <w:cs/>
           <w:lang w:val="ar_AE" w:bidi="ar_AE"/>
         </w:rPr>
         <w:t xml:space="preserve">كما فهم كُتَّاب </w:t>
       </w:r>
       <w:r>
         <w:rPr>
+          <w:rtl/>
+          <w:cs/>
           <w:lang w:val="ar_AE" w:bidi="ar_AE"/>
         </w:rPr>
         <w:t>العهد الجديد</w:t>
       </w:r>
       <w:r>
         <w:rPr>
+          <w:rtl/>
+          <w:cs/>
           <w:lang w:val="ar_AE" w:bidi="ar_AE"/>
         </w:rPr>
         <w:t xml:space="preserve"> أنَّ </w:t>
       </w:r>
       <w:r>
         <w:rPr>
+          <w:rtl/>
+          <w:cs/>
           <w:lang w:val="ar_AE" w:bidi="ar_AE"/>
         </w:rPr>
         <w:t>يسوع</w:t>
       </w:r>
       <w:r>
         <w:rPr>
+          <w:rtl/>
+          <w:cs/>
           <w:lang w:val="ar_AE" w:bidi="ar_AE"/>
         </w:rPr>
         <w:t xml:space="preserve"> هو المسيَّا.</w:t>
       </w:r>
       <w:r>
         <w:rPr>
-          <w:lang w:val="ar_AE" w:bidi="ar_AE"/>
-        </w:rPr>
-      </w:r>
-      <w:r>
-        <w:rPr>
+          <w:rtl/>
+          <w:cs/>
+          <w:lang w:val="ar_AE" w:bidi="ar_AE"/>
+        </w:rPr>
+      </w:r>
+      <w:r>
+        <w:rPr>
+          <w:rtl/>
+          <w:cs/>
           <w:lang w:val="ar_AE" w:bidi="ar_AE"/>
         </w:rPr>
       </w:r>
